--- a/downloads/teacher/04 Units/Unit 06 - Food Systems and Production - From Farm to Table/Lesson 06.09 - Lab Black Bean Quesadillas.docx
+++ b/downloads/teacher/04 Units/Unit 06 - Food Systems and Production - From Farm to Table/Lesson 06.09 - Lab Black Bean Quesadillas.docx
@@ -320,23 +320,41 @@
       <w:r>
         <w:t xml:space="preserve">By the end of this lesson, students will be able to:</w:t>
       </w:r>
-      <w:r>
-        <w:t xml:space="preserve"> </w:t>
-      </w:r>
-      <w:r>
-        <w:t xml:space="preserve">1. (Low: understand) Given the station card and their role card, state their own role’s tasks in each of the four phases and name the two tools that are allowed to cut or spread anything in this room.</w:t>
-      </w:r>
-      <w:r>
-        <w:t xml:space="preserve"> </w:t>
-      </w:r>
-      <w:r>
-        <w:t xml:space="preserve">2. (Mid: apply) In a team of about seven, prepare and serve eight black bean quesadillas on two skillets, measuring the beans and the cheese, judging doneness by color, and following the six-step sanitation routine.</w:t>
-      </w:r>
-      <w:r>
-        <w:t xml:space="preserve"> </w:t>
-      </w:r>
-      <w:r>
-        <w:t xml:space="preserve">3. (High: evaluate) After the lab, calculate the station’s throughput (quesadillas per minute in the cook phase), identify the minute the line stalled, and recommend one change that would close the gap.</w:t>
+    </w:p>
+    <w:p>
+      <w:pPr>
+        <w:numPr>
+          <w:ilvl w:val="0"/>
+          <w:numId w:val="1002"/>
+        </w:numPr>
+        <w:pStyle w:val="Compact"/>
+      </w:pPr>
+      <w:r>
+        <w:t xml:space="preserve">(Low: understand) Given the station card and their role card, state their own role’s tasks in each of the four phases and name the two tools that are allowed to cut or spread anything in this room.</w:t>
+      </w:r>
+    </w:p>
+    <w:p>
+      <w:pPr>
+        <w:numPr>
+          <w:ilvl w:val="0"/>
+          <w:numId w:val="1002"/>
+        </w:numPr>
+        <w:pStyle w:val="Compact"/>
+      </w:pPr>
+      <w:r>
+        <w:t xml:space="preserve">(Mid: apply) In a team of about seven, prepare and serve eight black bean quesadillas on two skillets, measuring the beans and the cheese, judging doneness by color, and following the six-step sanitation routine.</w:t>
+      </w:r>
+    </w:p>
+    <w:p>
+      <w:pPr>
+        <w:numPr>
+          <w:ilvl w:val="0"/>
+          <w:numId w:val="1002"/>
+        </w:numPr>
+        <w:pStyle w:val="Compact"/>
+      </w:pPr>
+      <w:r>
+        <w:t xml:space="preserve">(High: evaluate) After the lab, calculate the station’s throughput (quesadillas per minute in the cook phase), identify the minute the line stalled, and recommend one change that would close the gap.</w:t>
       </w:r>
     </w:p>
     <w:p>
@@ -389,11 +407,17 @@
       <w:r>
         <w:t xml:space="preserve">Per station of about seven students:</w:t>
       </w:r>
-      <w:r>
-        <w:t xml:space="preserve"> </w:t>
-      </w:r>
-      <w:r>
-        <w:t xml:space="preserve">- 1 package flour tortillas, 10 count, store brand</w:t>
+    </w:p>
+    <w:p>
+      <w:pPr>
+        <w:numPr>
+          <w:ilvl w:val="0"/>
+          <w:numId w:val="1003"/>
+        </w:numPr>
+        <w:pStyle w:val="Compact"/>
+      </w:pPr>
+      <w:r>
+        <w:t xml:space="preserve">1 package flour tortillas, 10 count, store brand</w:t>
       </w:r>
       <w:r>
         <w:t xml:space="preserve"> </w:t>
@@ -404,47 +428,89 @@
         </w:rPr>
         <w:t xml:space="preserve">[update from this week’s circular]</w:t>
       </w:r>
-      <w:r>
-        <w:t xml:space="preserve"> </w:t>
-      </w:r>
-      <w:r>
-        <w:t xml:space="preserve">- 2 cans black beans, 15 oz, store brand, opened by the teacher before class</w:t>
-      </w:r>
-      <w:r>
-        <w:t xml:space="preserve"> </w:t>
-      </w:r>
-      <w:r>
-        <w:t xml:space="preserve">- 2 bags shredded Mexican blend cheese, 8 oz each (1 1/2 bags is enough)</w:t>
-      </w:r>
-      <w:r>
-        <w:t xml:space="preserve"> </w:t>
-      </w:r>
-      <w:r>
-        <w:t xml:space="preserve">- 1 jar salsa, 16 oz, store brand, for dipping</w:t>
-      </w:r>
-      <w:r>
-        <w:t xml:space="preserve"> </w:t>
-      </w:r>
-      <w:r>
-        <w:t xml:space="preserve">- Cooking spray, or 1 tsp of butter per skillet, from the room’s pantry</w:t>
-      </w:r>
-      <w:r>
-        <w:t xml:space="preserve"> </w:t>
-      </w:r>
-      <w:r>
-        <w:t xml:space="preserve">- Optional dessert station, Graham Cracker Blueberry Stacks: 1 box graham crackers, 1 container of blueberries (6 oz) or a drained can of fruit, 1 can of aerosol whipped cream or a tub of whipped topping</w:t>
-      </w:r>
-      <w:r>
-        <w:t xml:space="preserve"> </w:t>
-      </w:r>
-      <w:r>
-        <w:t xml:space="preserve">- Tools: 2 skillets, 2 spatulas, 1 colander, 1 medium bowl for the beans, 1 small bowl for the cheese, 1 dry measuring cup, measuring spoons, 7 butter knives, 1 pair of kitchen shears, 7 plates, 7 forks, napkins, 7 small cups for salsa, 1 trivet, 1 sanitizing spray and 2 cloths</w:t>
-      </w:r>
-      <w:r>
-        <w:t xml:space="preserve"> </w:t>
-      </w:r>
-      <w:r>
-        <w:t xml:space="preserve">- Handouts:</w:t>
+    </w:p>
+    <w:p>
+      <w:pPr>
+        <w:numPr>
+          <w:ilvl w:val="0"/>
+          <w:numId w:val="1003"/>
+        </w:numPr>
+        <w:pStyle w:val="Compact"/>
+      </w:pPr>
+      <w:r>
+        <w:t xml:space="preserve">2 cans black beans, 15 oz, store brand, opened by the teacher before class</w:t>
+      </w:r>
+    </w:p>
+    <w:p>
+      <w:pPr>
+        <w:numPr>
+          <w:ilvl w:val="0"/>
+          <w:numId w:val="1003"/>
+        </w:numPr>
+        <w:pStyle w:val="Compact"/>
+      </w:pPr>
+      <w:r>
+        <w:t xml:space="preserve">2 bags shredded Mexican blend cheese, 8 oz each (1 1/2 bags is enough)</w:t>
+      </w:r>
+    </w:p>
+    <w:p>
+      <w:pPr>
+        <w:numPr>
+          <w:ilvl w:val="0"/>
+          <w:numId w:val="1003"/>
+        </w:numPr>
+        <w:pStyle w:val="Compact"/>
+      </w:pPr>
+      <w:r>
+        <w:t xml:space="preserve">1 jar salsa, 16 oz, store brand, for dipping</w:t>
+      </w:r>
+    </w:p>
+    <w:p>
+      <w:pPr>
+        <w:numPr>
+          <w:ilvl w:val="0"/>
+          <w:numId w:val="1003"/>
+        </w:numPr>
+        <w:pStyle w:val="Compact"/>
+      </w:pPr>
+      <w:r>
+        <w:t xml:space="preserve">Cooking spray, or 1 tsp of butter per skillet, from the room’s pantry</w:t>
+      </w:r>
+    </w:p>
+    <w:p>
+      <w:pPr>
+        <w:numPr>
+          <w:ilvl w:val="0"/>
+          <w:numId w:val="1003"/>
+        </w:numPr>
+        <w:pStyle w:val="Compact"/>
+      </w:pPr>
+      <w:r>
+        <w:t xml:space="preserve">Optional dessert station, Graham Cracker Blueberry Stacks: 1 box graham crackers, 1 container of blueberries (6 oz) or a drained can of fruit, 1 can of aerosol whipped cream or a tub of whipped topping</w:t>
+      </w:r>
+    </w:p>
+    <w:p>
+      <w:pPr>
+        <w:numPr>
+          <w:ilvl w:val="0"/>
+          <w:numId w:val="1003"/>
+        </w:numPr>
+        <w:pStyle w:val="Compact"/>
+      </w:pPr>
+      <w:r>
+        <w:t xml:space="preserve">Tools: 2 skillets, 2 spatulas, 1 colander, 1 medium bowl for the beans, 1 small bowl for the cheese, 1 dry measuring cup, measuring spoons, 7 butter knives, 1 pair of kitchen shears, 7 plates, 7 forks, napkins, 7 small cups for salsa, 1 trivet, 1 sanitizing spray and 2 cloths</w:t>
+      </w:r>
+    </w:p>
+    <w:p>
+      <w:pPr>
+        <w:numPr>
+          <w:ilvl w:val="0"/>
+          <w:numId w:val="1003"/>
+        </w:numPr>
+        <w:pStyle w:val="Compact"/>
+      </w:pPr>
+      <w:r>
+        <w:t xml:space="preserve">Handouts:</w:t>
       </w:r>
       <w:r>
         <w:t xml:space="preserve"> </w:t>
@@ -485,21 +551,27 @@
         </w:rPr>
         <w:t xml:space="preserve">Handout 01.08 - Lab Reflection.md</w:t>
       </w:r>
-      <w:r>
-        <w:t xml:space="preserve"> </w:t>
-      </w:r>
-      <w:r>
-        <w:t xml:space="preserve">- The 40-minute flowchart in five-minute blocks on the board from the slides, a visible timer, aprons and hair ties, the clean-up zone chart at each station</w:t>
-      </w:r>
-      <w:r>
-        <w:t xml:space="preserve"> </w:t>
-      </w:r>
-      <w:r>
-        <w:t xml:space="preserve">-</w:t>
-      </w:r>
-      <w:r>
-        <w:t xml:space="preserve"> </w:t>
-      </w:r>
+    </w:p>
+    <w:p>
+      <w:pPr>
+        <w:numPr>
+          <w:ilvl w:val="0"/>
+          <w:numId w:val="1003"/>
+        </w:numPr>
+        <w:pStyle w:val="Compact"/>
+      </w:pPr>
+      <w:r>
+        <w:t xml:space="preserve">The 40-minute flowchart in five-minute blocks on the board from the slides, a visible timer, aprons and hair ties, the clean-up zone chart at each station</w:t>
+      </w:r>
+    </w:p>
+    <w:p>
+      <w:pPr>
+        <w:numPr>
+          <w:ilvl w:val="0"/>
+          <w:numId w:val="1003"/>
+        </w:numPr>
+        <w:pStyle w:val="Compact"/>
+      </w:pPr>
       <w:r>
         <w:rPr>
           <w:rStyle w:val="VerbatimChar"/>
@@ -512,11 +584,17 @@
       <w:r>
         <w:t xml:space="preserve">on a clipboard</w:t>
       </w:r>
-      <w:r>
-        <w:t xml:space="preserve"> </w:t>
-      </w:r>
-      <w:r>
-        <w:t xml:space="preserve">- Slides:</w:t>
+    </w:p>
+    <w:p>
+      <w:pPr>
+        <w:numPr>
+          <w:ilvl w:val="0"/>
+          <w:numId w:val="1003"/>
+        </w:numPr>
+        <w:pStyle w:val="Compact"/>
+      </w:pPr>
+      <w:r>
+        <w:t xml:space="preserve">Slides:</w:t>
       </w:r>
       <w:r>
         <w:t xml:space="preserve"> </w:t>
@@ -527,11 +605,17 @@
         </w:rPr>
         <w:t xml:space="preserve">Slides 06.09 - Lab, Black Bean Quesadillas</w:t>
       </w:r>
-      <w:r>
-        <w:t xml:space="preserve"> </w:t>
-      </w:r>
-      <w:r>
-        <w:t xml:space="preserve">- Setup notes: open the cans before class, because a can opener is a tool that needs supervision and there is no time for it in a ten-minute prep. Do not preheat the skillets; students set them and turn the heat on. Put the colander in the sink. The dessert station, if it runs, sits on a separate counter away from the stove and is assembled by the Toppings Chief and Plate Builder during the cook phase. Sanitation routine, all six steps, in this order: hair back, sleeves up, wash hands, sanitize surfaces, clean as you go, station check before dismissal. Allergy check the day before: wheat in the tortilla and the graham cracker, dairy in the cheese and the whipped cream, soy in some shredded cheese (the lecithin), and some salsas carry a shared-equipment note. Substitutions are in Differentiation.</w:t>
+    </w:p>
+    <w:p>
+      <w:pPr>
+        <w:numPr>
+          <w:ilvl w:val="0"/>
+          <w:numId w:val="1003"/>
+        </w:numPr>
+        <w:pStyle w:val="Compact"/>
+      </w:pPr>
+      <w:r>
+        <w:t xml:space="preserve">Setup notes: open the cans before class, because a can opener is a tool that needs supervision and there is no time for it in a ten-minute prep. Do not preheat the skillets; students set them and turn the heat on. Put the colander in the sink. The dessert station, if it runs, sits on a separate counter away from the stove and is assembled by the Toppings Chief and Plate Builder during the cook phase. Sanitation routine, all six steps, in this order: hair back, sleeves up, wash hands, sanitize surfaces, clean as you go, station check before dismissal. Allergy check the day before: wheat in the tortilla and the graham cracker, dairy in the cheese and the whipped cream, soy in some shredded cheese (the lecithin), and some salsas carry a shared-equipment note. Substitutions are in Differentiation.</w:t>
       </w:r>
       <w:r>
         <w:t xml:space="preserve"> </w:t>
@@ -988,61 +1072,109 @@
       <w:r>
         <w:t xml:space="preserve">Monitor understanding:</w:t>
       </w:r>
-      <w:r>
-        <w:t xml:space="preserve"> </w:t>
-      </w:r>
-      <w:r>
-        <w:t xml:space="preserve">- Is that golden brown or is it burnt? What are you looking at to decide?</w:t>
-      </w:r>
-      <w:r>
-        <w:t xml:space="preserve"> </w:t>
-      </w:r>
-      <w:r>
-        <w:t xml:space="preserve">- Why did we rinse the beans after draining them?</w:t>
-      </w:r>
-      <w:r>
-        <w:t xml:space="preserve"> </w:t>
-      </w:r>
-      <w:r>
-        <w:t xml:space="preserve">- Which knife is in your hand right now, and what is it allowed to do?</w:t>
-      </w:r>
-      <w:r>
-        <w:t xml:space="preserve"> </w:t>
-      </w:r>
-      <w:r>
-        <w:t xml:space="preserve">- Your skillet is empty and there are three tortillas left. Whose job was that?</w:t>
-      </w:r>
-    </w:p>
-    <w:p>
-      <w:pPr>
-        <w:pStyle w:val="BodyText"/>
+    </w:p>
+    <w:p>
+      <w:pPr>
+        <w:numPr>
+          <w:ilvl w:val="0"/>
+          <w:numId w:val="1004"/>
+        </w:numPr>
+        <w:pStyle w:val="Compact"/>
+      </w:pPr>
+      <w:r>
+        <w:t xml:space="preserve">Is that golden brown or is it burnt? What are you looking at to decide?</w:t>
+      </w:r>
+    </w:p>
+    <w:p>
+      <w:pPr>
+        <w:numPr>
+          <w:ilvl w:val="0"/>
+          <w:numId w:val="1004"/>
+        </w:numPr>
+        <w:pStyle w:val="Compact"/>
+      </w:pPr>
+      <w:r>
+        <w:t xml:space="preserve">Why did we rinse the beans after draining them?</w:t>
+      </w:r>
+    </w:p>
+    <w:p>
+      <w:pPr>
+        <w:numPr>
+          <w:ilvl w:val="0"/>
+          <w:numId w:val="1004"/>
+        </w:numPr>
+        <w:pStyle w:val="Compact"/>
+      </w:pPr>
+      <w:r>
+        <w:t xml:space="preserve">Which knife is in your hand right now, and what is it allowed to do?</w:t>
+      </w:r>
+    </w:p>
+    <w:p>
+      <w:pPr>
+        <w:numPr>
+          <w:ilvl w:val="0"/>
+          <w:numId w:val="1004"/>
+        </w:numPr>
+        <w:pStyle w:val="Compact"/>
+      </w:pPr>
+      <w:r>
+        <w:t xml:space="preserve">Your skillet is empty and there are three tortillas left. Whose job was that?</w:t>
+      </w:r>
+    </w:p>
+    <w:p>
+      <w:pPr>
+        <w:pStyle w:val="FirstParagraph"/>
       </w:pPr>
       <w:r>
         <w:t xml:space="preserve">Deepen learning:</w:t>
       </w:r>
-      <w:r>
-        <w:t xml:space="preserve"> </w:t>
-      </w:r>
-      <w:r>
-        <w:t xml:space="preserve">- Beans and cheese together make a complete protein. Why does that matter for a meal that has no meat in it?</w:t>
-      </w:r>
-      <w:r>
-        <w:t xml:space="preserve"> </w:t>
-      </w:r>
-      <w:r>
-        <w:t xml:space="preserve">- A can of black beans is about a dollar and feeds most of this station. What does that tell you about beans in a tight food budget?</w:t>
-      </w:r>
-      <w:r>
-        <w:t xml:space="preserve"> </w:t>
-      </w:r>
-      <w:r>
-        <w:t xml:space="preserve">- The recipe says medium heat. What actually goes wrong at high, and why is the fix not just flipping it sooner?</w:t>
-      </w:r>
-      <w:r>
-        <w:t xml:space="preserve"> </w:t>
-      </w:r>
-      <w:r>
-        <w:t xml:space="preserve">- Your station finished the eighth quesadilla at minute 26 and another station finished at minute 22. Name the difference in one sentence.</w:t>
+    </w:p>
+    <w:p>
+      <w:pPr>
+        <w:numPr>
+          <w:ilvl w:val="0"/>
+          <w:numId w:val="1005"/>
+        </w:numPr>
+        <w:pStyle w:val="Compact"/>
+      </w:pPr>
+      <w:r>
+        <w:t xml:space="preserve">Beans and cheese together make a complete protein. Why does that matter for a meal that has no meat in it?</w:t>
+      </w:r>
+    </w:p>
+    <w:p>
+      <w:pPr>
+        <w:numPr>
+          <w:ilvl w:val="0"/>
+          <w:numId w:val="1005"/>
+        </w:numPr>
+        <w:pStyle w:val="Compact"/>
+      </w:pPr>
+      <w:r>
+        <w:t xml:space="preserve">A can of black beans is about a dollar and feeds most of this station. What does that tell you about beans in a tight food budget?</w:t>
+      </w:r>
+    </w:p>
+    <w:p>
+      <w:pPr>
+        <w:numPr>
+          <w:ilvl w:val="0"/>
+          <w:numId w:val="1005"/>
+        </w:numPr>
+        <w:pStyle w:val="Compact"/>
+      </w:pPr>
+      <w:r>
+        <w:t xml:space="preserve">The recipe says medium heat. What actually goes wrong at high, and why is the fix not just flipping it sooner?</w:t>
+      </w:r>
+    </w:p>
+    <w:p>
+      <w:pPr>
+        <w:numPr>
+          <w:ilvl w:val="0"/>
+          <w:numId w:val="1005"/>
+        </w:numPr>
+        <w:pStyle w:val="Compact"/>
+      </w:pPr>
+      <w:r>
+        <w:t xml:space="preserve">Your station finished the eighth quesadilla at minute 26 and another station finished at minute 22. Name the difference in one sentence.</w:t>
       </w:r>
     </w:p>
     <w:p>
@@ -1131,7 +1263,7 @@
       <w:pPr>
         <w:numPr>
           <w:ilvl w:val="0"/>
-          <w:numId w:val="1002"/>
+          <w:numId w:val="1006"/>
         </w:numPr>
         <w:pStyle w:val="Compact"/>
       </w:pPr>
@@ -1227,7 +1359,7 @@
       <w:pPr>
         <w:numPr>
           <w:ilvl w:val="0"/>
-          <w:numId w:val="1002"/>
+          <w:numId w:val="1006"/>
         </w:numPr>
         <w:pStyle w:val="Compact"/>
       </w:pPr>
@@ -1239,7 +1371,7 @@
       <w:pPr>
         <w:numPr>
           <w:ilvl w:val="0"/>
-          <w:numId w:val="1002"/>
+          <w:numId w:val="1006"/>
         </w:numPr>
         <w:pStyle w:val="Compact"/>
       </w:pPr>
@@ -1251,7 +1383,7 @@
       <w:pPr>
         <w:numPr>
           <w:ilvl w:val="0"/>
-          <w:numId w:val="1002"/>
+          <w:numId w:val="1006"/>
         </w:numPr>
         <w:pStyle w:val="Compact"/>
       </w:pPr>
@@ -1263,7 +1395,7 @@
       <w:pPr>
         <w:numPr>
           <w:ilvl w:val="0"/>
-          <w:numId w:val="1002"/>
+          <w:numId w:val="1006"/>
         </w:numPr>
         <w:pStyle w:val="Compact"/>
       </w:pPr>
@@ -1275,7 +1407,7 @@
       <w:pPr>
         <w:numPr>
           <w:ilvl w:val="0"/>
-          <w:numId w:val="1002"/>
+          <w:numId w:val="1006"/>
         </w:numPr>
         <w:pStyle w:val="Compact"/>
       </w:pPr>
@@ -1287,7 +1419,7 @@
       <w:pPr>
         <w:numPr>
           <w:ilvl w:val="0"/>
-          <w:numId w:val="1002"/>
+          <w:numId w:val="1006"/>
         </w:numPr>
         <w:pStyle w:val="Compact"/>
       </w:pPr>
@@ -1633,7 +1765,7 @@
       <w:pPr>
         <w:numPr>
           <w:ilvl w:val="0"/>
-          <w:numId w:val="1003"/>
+          <w:numId w:val="1007"/>
         </w:numPr>
         <w:pStyle w:val="Compact"/>
       </w:pPr>
@@ -1657,7 +1789,7 @@
       <w:pPr>
         <w:numPr>
           <w:ilvl w:val="0"/>
-          <w:numId w:val="1003"/>
+          <w:numId w:val="1007"/>
         </w:numPr>
         <w:pStyle w:val="Compact"/>
       </w:pPr>
@@ -1669,7 +1801,7 @@
       <w:pPr>
         <w:numPr>
           <w:ilvl w:val="0"/>
-          <w:numId w:val="1003"/>
+          <w:numId w:val="1007"/>
         </w:numPr>
         <w:pStyle w:val="Compact"/>
       </w:pPr>
@@ -1702,7 +1834,7 @@
       <w:pPr>
         <w:numPr>
           <w:ilvl w:val="0"/>
-          <w:numId w:val="1003"/>
+          <w:numId w:val="1007"/>
         </w:numPr>
         <w:pStyle w:val="Compact"/>
       </w:pPr>
@@ -1714,7 +1846,7 @@
       <w:pPr>
         <w:numPr>
           <w:ilvl w:val="0"/>
-          <w:numId w:val="1003"/>
+          <w:numId w:val="1007"/>
         </w:numPr>
         <w:pStyle w:val="Compact"/>
       </w:pPr>
@@ -1726,7 +1858,7 @@
       <w:pPr>
         <w:numPr>
           <w:ilvl w:val="0"/>
-          <w:numId w:val="1003"/>
+          <w:numId w:val="1007"/>
         </w:numPr>
         <w:pStyle w:val="Compact"/>
       </w:pPr>
@@ -1759,7 +1891,7 @@
       <w:pPr>
         <w:numPr>
           <w:ilvl w:val="0"/>
-          <w:numId w:val="1003"/>
+          <w:numId w:val="1007"/>
         </w:numPr>
         <w:pStyle w:val="Compact"/>
       </w:pPr>
@@ -1814,7 +1946,7 @@
       <w:pPr>
         <w:numPr>
           <w:ilvl w:val="0"/>
-          <w:numId w:val="1004"/>
+          <w:numId w:val="1008"/>
         </w:numPr>
         <w:pStyle w:val="Compact"/>
       </w:pPr>
@@ -1826,7 +1958,7 @@
       <w:pPr>
         <w:numPr>
           <w:ilvl w:val="0"/>
-          <w:numId w:val="1004"/>
+          <w:numId w:val="1008"/>
         </w:numPr>
         <w:pStyle w:val="Compact"/>
       </w:pPr>
@@ -1838,7 +1970,7 @@
       <w:pPr>
         <w:numPr>
           <w:ilvl w:val="0"/>
-          <w:numId w:val="1004"/>
+          <w:numId w:val="1008"/>
         </w:numPr>
         <w:pStyle w:val="Compact"/>
       </w:pPr>
@@ -1850,7 +1982,7 @@
       <w:pPr>
         <w:numPr>
           <w:ilvl w:val="0"/>
-          <w:numId w:val="1004"/>
+          <w:numId w:val="1008"/>
         </w:numPr>
         <w:pStyle w:val="Compact"/>
       </w:pPr>
@@ -1862,7 +1994,7 @@
       <w:pPr>
         <w:numPr>
           <w:ilvl w:val="0"/>
-          <w:numId w:val="1004"/>
+          <w:numId w:val="1008"/>
         </w:numPr>
         <w:pStyle w:val="Compact"/>
       </w:pPr>
@@ -1874,7 +2006,7 @@
       <w:pPr>
         <w:numPr>
           <w:ilvl w:val="0"/>
-          <w:numId w:val="1004"/>
+          <w:numId w:val="1008"/>
         </w:numPr>
         <w:pStyle w:val="Compact"/>
       </w:pPr>
@@ -1886,7 +2018,7 @@
       <w:pPr>
         <w:numPr>
           <w:ilvl w:val="0"/>
-          <w:numId w:val="1004"/>
+          <w:numId w:val="1008"/>
         </w:numPr>
         <w:pStyle w:val="Compact"/>
       </w:pPr>
@@ -1898,7 +2030,7 @@
       <w:pPr>
         <w:numPr>
           <w:ilvl w:val="0"/>
-          <w:numId w:val="1004"/>
+          <w:numId w:val="1008"/>
         </w:numPr>
         <w:pStyle w:val="Compact"/>
       </w:pPr>
@@ -2450,7 +2582,7 @@
       <w:pPr>
         <w:numPr>
           <w:ilvl w:val="0"/>
-          <w:numId w:val="1005"/>
+          <w:numId w:val="1009"/>
         </w:numPr>
         <w:pStyle w:val="Compact"/>
       </w:pPr>
@@ -2462,7 +2594,7 @@
       <w:pPr>
         <w:numPr>
           <w:ilvl w:val="0"/>
-          <w:numId w:val="1005"/>
+          <w:numId w:val="1009"/>
         </w:numPr>
         <w:pStyle w:val="Compact"/>
       </w:pPr>
@@ -2758,6 +2890,118 @@
       </w:pPr>
     </w:lvl>
   </w:abstractNum>
+  <w:abstractNum w:abstractNumId="99411">
+    <w:nsid w:val="71315dca"/>
+    <w:multiLevelType w:val="multilevel"/>
+    <w:lvl w:ilvl="0">
+      <w:start w:val="1"/>
+      <w:numFmt w:val="decimal"/>
+      <w:lvlText w:val="%1."/>
+      <w:lvlJc w:val="left"/>
+      <w:pPr>
+        <w:tabs>
+          <w:tab w:val="num" w:pos="0"/>
+        </w:tabs>
+        <w:ind w:left="480" w:hanging="480"/>
+      </w:pPr>
+    </w:lvl>
+    <w:lvl w:ilvl="1">
+      <w:start w:val="1"/>
+      <w:numFmt w:val="decimal"/>
+      <w:lvlText w:val="%2."/>
+      <w:lvlJc w:val="left"/>
+      <w:pPr>
+        <w:tabs>
+          <w:tab w:val="num" w:pos="720"/>
+        </w:tabs>
+        <w:ind w:left="1200" w:hanging="480"/>
+      </w:pPr>
+    </w:lvl>
+    <w:lvl w:ilvl="2">
+      <w:start w:val="1"/>
+      <w:numFmt w:val="decimal"/>
+      <w:lvlText w:val="%3."/>
+      <w:lvlJc w:val="left"/>
+      <w:pPr>
+        <w:tabs>
+          <w:tab w:val="num" w:pos="1440"/>
+        </w:tabs>
+        <w:ind w:left="1920" w:hanging="480"/>
+      </w:pPr>
+    </w:lvl>
+    <w:lvl w:ilvl="3">
+      <w:start w:val="1"/>
+      <w:numFmt w:val="decimal"/>
+      <w:lvlText w:val="%4."/>
+      <w:lvlJc w:val="left"/>
+      <w:pPr>
+        <w:tabs>
+          <w:tab w:val="num" w:pos="2160"/>
+        </w:tabs>
+        <w:ind w:left="2640" w:hanging="480"/>
+      </w:pPr>
+    </w:lvl>
+    <w:lvl w:ilvl="4">
+      <w:start w:val="1"/>
+      <w:numFmt w:val="decimal"/>
+      <w:lvlText w:val="%5."/>
+      <w:lvlJc w:val="left"/>
+      <w:pPr>
+        <w:tabs>
+          <w:tab w:val="num" w:pos="2880"/>
+        </w:tabs>
+        <w:ind w:left="3360" w:hanging="480"/>
+      </w:pPr>
+    </w:lvl>
+    <w:lvl w:ilvl="5">
+      <w:start w:val="1"/>
+      <w:numFmt w:val="decimal"/>
+      <w:lvlText w:val="%6."/>
+      <w:lvlJc w:val="left"/>
+      <w:pPr>
+        <w:tabs>
+          <w:tab w:val="num" w:pos="3600"/>
+        </w:tabs>
+        <w:ind w:left="4080" w:hanging="480"/>
+      </w:pPr>
+    </w:lvl>
+    <w:lvl w:ilvl="6">
+      <w:start w:val="1"/>
+      <w:numFmt w:val="decimal"/>
+      <w:lvlText w:val="%7."/>
+      <w:lvlJc w:val="left"/>
+      <w:pPr>
+        <w:tabs>
+          <w:tab w:val="num" w:pos="4320"/>
+        </w:tabs>
+        <w:ind w:left="4800" w:hanging="480"/>
+      </w:pPr>
+    </w:lvl>
+    <w:lvl w:ilvl="7">
+      <w:start w:val="1"/>
+      <w:numFmt w:val="decimal"/>
+      <w:lvlText w:val="%8."/>
+      <w:lvlJc w:val="left"/>
+      <w:pPr>
+        <w:tabs>
+          <w:tab w:val="num" w:pos="5040"/>
+        </w:tabs>
+        <w:ind w:left="5520" w:hanging="480"/>
+      </w:pPr>
+    </w:lvl>
+    <w:lvl w:ilvl="8">
+      <w:start w:val="1"/>
+      <w:numFmt w:val="decimal"/>
+      <w:lvlText w:val="%9."/>
+      <w:lvlJc w:val="left"/>
+      <w:pPr>
+        <w:tabs>
+          <w:tab w:val="num" w:pos="5760"/>
+        </w:tabs>
+        <w:ind w:left="6240" w:hanging="480"/>
+      </w:pPr>
+    </w:lvl>
+  </w:abstractNum>
   <w:num w:numId="1000">
     <w:abstractNumId w:val="990"/>
   </w:num>
@@ -2765,7 +3009,34 @@
     <w:abstractNumId w:val="991"/>
   </w:num>
   <w:num w:numId="1002">
-    <w:abstractNumId w:val="991"/>
+    <w:abstractNumId w:val="99411"/>
+    <w:lvlOverride w:ilvl="0">
+      <w:startOverride w:val="1"/>
+    </w:lvlOverride>
+    <w:lvlOverride w:ilvl="1">
+      <w:startOverride w:val="1"/>
+    </w:lvlOverride>
+    <w:lvlOverride w:ilvl="2">
+      <w:startOverride w:val="1"/>
+    </w:lvlOverride>
+    <w:lvlOverride w:ilvl="3">
+      <w:startOverride w:val="1"/>
+    </w:lvlOverride>
+    <w:lvlOverride w:ilvl="4">
+      <w:startOverride w:val="1"/>
+    </w:lvlOverride>
+    <w:lvlOverride w:ilvl="5">
+      <w:startOverride w:val="1"/>
+    </w:lvlOverride>
+    <w:lvlOverride w:ilvl="6">
+      <w:startOverride w:val="1"/>
+    </w:lvlOverride>
+    <w:lvlOverride w:ilvl="7">
+      <w:startOverride w:val="1"/>
+    </w:lvlOverride>
+    <w:lvlOverride w:ilvl="8">
+      <w:startOverride w:val="1"/>
+    </w:lvlOverride>
   </w:num>
   <w:num w:numId="1003">
     <w:abstractNumId w:val="991"/>
@@ -2774,6 +3045,18 @@
     <w:abstractNumId w:val="991"/>
   </w:num>
   <w:num w:numId="1005">
+    <w:abstractNumId w:val="991"/>
+  </w:num>
+  <w:num w:numId="1006">
+    <w:abstractNumId w:val="991"/>
+  </w:num>
+  <w:num w:numId="1007">
+    <w:abstractNumId w:val="991"/>
+  </w:num>
+  <w:num w:numId="1008">
+    <w:abstractNumId w:val="991"/>
+  </w:num>
+  <w:num w:numId="1009">
     <w:abstractNumId w:val="991"/>
   </w:num>
 </w:numbering>

--- a/downloads/teacher/04 Units/Unit 06 - Food Systems and Production - From Farm to Table/Lesson 06.09 - Lab Black Bean Quesadillas.docx
+++ b/downloads/teacher/04 Units/Unit 06 - Food Systems and Production - From Farm to Table/Lesson 06.09 - Lab Black Bean Quesadillas.docx
@@ -419,15 +419,6 @@
       <w:r>
         <w:t xml:space="preserve">1 package flour tortillas, 10 count, store brand</w:t>
       </w:r>
-      <w:r>
-        <w:t xml:space="preserve"> </w:t>
-      </w:r>
-      <w:r>
-        <w:rPr>
-          <w:rStyle w:val="TeacherNote"/>
-        </w:rPr>
-        <w:t xml:space="preserve">[update from this week’s circular]</w:t>
-      </w:r>
     </w:p>
     <w:p>
       <w:pPr>
@@ -616,15 +607,6 @@
       </w:pPr>
       <w:r>
         <w:t xml:space="preserve">Setup notes: open the cans before class, because a can opener is a tool that needs supervision and there is no time for it in a ten-minute prep. Do not preheat the skillets; students set them and turn the heat on. Put the colander in the sink. The dessert station, if it runs, sits on a separate counter away from the stove and is assembled by the Toppings Chief and Plate Builder during the cook phase. Sanitation routine, all six steps, in this order: hair back, sleeves up, wash hands, sanitize surfaces, clean as you go, station check before dismissal. Allergy check the day before: wheat in the tortilla and the graham cracker, dairy in the cheese and the whipped cream, soy in some shredded cheese (the lecithin), and some salsas carry a shared-equipment note. Substitutions are in Differentiation.</w:t>
-      </w:r>
-      <w:r>
-        <w:t xml:space="preserve"> </w:t>
-      </w:r>
-      <w:r>
-        <w:rPr>
-          <w:rStyle w:val="TeacherNote"/>
-        </w:rPr>
-        <w:t xml:space="preserve">[Sal: confirm against the nurse’s allergy list, not the student’s word.]</w:t>
       </w:r>
     </w:p>
     <w:p>
@@ -1741,15 +1723,6 @@
       <w:r>
         <w:t xml:space="preserve">Math: throughput is a rate problem (items per minute), and cost per quesadilla is division with money. Social studies and Spanish: the quesadilla is one of the dishes Lesson 6.10 studies, and a Spanish teacher can give the class the right words for the ingredients, which costs them two minutes and gives students a reason to use the language. Careers: this is a line cook’s job and a food truck’s whole business model, and it belongs in the careers lesson at the end of the unit.</w:t>
       </w:r>
-      <w:r>
-        <w:t xml:space="preserve"> </w:t>
-      </w:r>
-      <w:r>
-        <w:rPr>
-          <w:rStyle w:val="TeacherNote"/>
-        </w:rPr>
-        <w:t xml:space="preserve">[Sal: if the school has a Spanish teacher, inviting them to name the ingredients in Spanish at the start of the period is a five-minute favor that students remember.]</w:t>
-      </w:r>
     </w:p>
     <w:p>
       <w:pPr>
@@ -1820,15 +1793,6 @@
       <w:r>
         <w:t xml:space="preserve">, section 2.</w:t>
       </w:r>
-      <w:r>
-        <w:t xml:space="preserve"> </w:t>
-      </w:r>
-      <w:r>
-        <w:rPr>
-          <w:rStyle w:val="TeacherNote"/>
-        </w:rPr>
-        <w:t xml:space="preserve">[Sal: confirm against the NYSED PDF.]</w:t>
-      </w:r>
     </w:p>
     <w:p>
       <w:pPr>
@@ -1896,22 +1860,7 @@
         <w:pStyle w:val="Compact"/>
       </w:pPr>
       <w:r>
-        <w:t xml:space="preserve">Sal’s own materials:</w:t>
-      </w:r>
-      <w:r>
-        <w:t xml:space="preserve"> </w:t>
-      </w:r>
-      <w:r>
-        <w:rPr>
-          <w:rStyle w:val="VerbatimChar"/>
-        </w:rPr>
-        <w:t xml:space="preserve">education_teaching_facs_lesson1_blackbeanquesadillas_2026_03.docx</w:t>
-      </w:r>
-      <w:r>
-        <w:t xml:space="preserve"> </w:t>
-      </w:r>
-      <w:r>
-        <w:t xml:space="preserve">(Education/TeachingWork/LessonPlans). His package supplied the recipe, the butter-knife-only rule, the shopping list with budget swaps, the</w:t>
+        <w:t xml:space="preserve">My own materials:. My package supplied the recipe, the butter-knife-only rule, the shopping list with budget swaps, the</w:t>
       </w:r>
       <w:r>
         <w:t xml:space="preserve"> </w:t>
@@ -1975,7 +1924,7 @@
         <w:pStyle w:val="Compact"/>
       </w:pPr>
       <w:r>
-        <w:t xml:space="preserve">Medium heat, and say it while they turn the knob. Sal’s own note from his package holds: if the tortilla is burning before the cheese melts, the heat is too high, and if the cheese will not melt, it is too low and needs thirty more seconds a side, not more flame.</w:t>
+        <w:t xml:space="preserve">Medium heat, and say it while they turn the knob. My own note from my package holds: if the tortilla is burning before the cheese melts, the heat is too high, and if the cheese will not melt, it is too low and needs thirty more seconds a side, not more flame.</w:t>
       </w:r>
     </w:p>
     <w:p>
@@ -2011,7 +1960,7 @@
         <w:pStyle w:val="Compact"/>
       </w:pPr>
       <w:r>
-        <w:t xml:space="preserve">Sal’s package included the graham cracker blueberry stacks running in parallel. Keep them as an optional dessert station: it gives two students a real job away from the heat and it is the only thing in the lab a student with a dairy or wheat allergy can run start to finish with a substituted ingredient.</w:t>
+        <w:t xml:space="preserve">My package included the graham cracker blueberry stacks running in parallel. Keep them as an optional dessert station: it gives two students a real job away from the heat and it is the only thing in the lab a student with a dairy or wheat allergy can run start to finish with a substituted ingredient.</w:t>
       </w:r>
     </w:p>
     <w:p>
@@ -2035,7 +1984,7 @@
         <w:pStyle w:val="Compact"/>
       </w:pPr>
       <w:r>
-        <w:t xml:space="preserve">Per-station cost estimate (store brand, Long Island supermarket; every price marked [update from this week’s circular]):</w:t>
+        <w:t xml:space="preserve">Per-station cost estimate (store brand, Long Island supermarket; every price to be refreshed from the current circular before teaching):</w:t>
       </w:r>
     </w:p>
     <w:tbl>
@@ -2395,7 +2344,7 @@
               <w:rPr>
                 <w:b/>
               </w:rPr>
-              <w:t xml:space="preserve">about $10.24 with swaps</w:t>
+              <w:t xml:space="preserve">about $9.50 with swaps</w:t>
             </w:r>
           </w:p>
         </w:tc>
@@ -2488,7 +2437,7 @@
               <w:rPr>
                 <w:b/>
               </w:rPr>
-              <w:t xml:space="preserve">about $15.31 with swaps, under the cap</w:t>
+              <w:t xml:space="preserve">about $14.57 with swaps, under the cap</w:t>
             </w:r>
           </w:p>
         </w:tc>
@@ -2526,7 +2475,7 @@
               <w:jc w:val="left"/>
             </w:pPr>
             <w:r>
-              <w:t xml:space="preserve">about $41 with swaps</w:t>
+              <w:t xml:space="preserve">about $38 with swaps</w:t>
             </w:r>
           </w:p>
         </w:tc>
@@ -2587,22 +2536,7 @@
         <w:pStyle w:val="Compact"/>
       </w:pPr>
       <w:r>
-        <w:t xml:space="preserve">The dessert is what pushes this lab over $20 at full prices. Sal’s own package flagged the same thing. Either run the swaps or drop the dessert to a shared class platter instead of a station each, which is about $8 for the whole room.</w:t>
-      </w:r>
-    </w:p>
-    <w:p>
-      <w:pPr>
-        <w:numPr>
-          <w:ilvl w:val="0"/>
-          <w:numId w:val="1009"/>
-        </w:numPr>
-        <w:pStyle w:val="Compact"/>
-      </w:pPr>
-      <w:r>
-        <w:rPr>
-          <w:rStyle w:val="TeacherNote"/>
-        </w:rPr>
-        <w:t xml:space="preserve">[Sal: your March 2026 package priced the main dish at about $14.93 for eight and the whole thing at about $22.90 at full prices. The numbers here are the same list at seven per station with your own swap column applied.]</w:t>
+        <w:t xml:space="preserve">The dessert is what pushes this lab over $20 at full prices. My own package flagged the same thing. Either run the swaps or drop the dessert to a shared class platter instead of a station each, which is about $8 for the whole room.</w:t>
       </w:r>
     </w:p>
     <w:sectPr>
